--- a/clients/elizabeth_poyner/Elizabeth_Poyner_5Day_Training_Plan_Client_View.docx
+++ b/clients/elizabeth_poyner/Elizabeth_Poyner_5Day_Training_Plan_Client_View.docx
@@ -14931,19 +14931,6 @@
                 <w:szCs w:val="18"/>
               </w:rPr>
               <w:t xml:space="preserve">Wall Push-Up (Light Activation)</w:t>
-            </w:r>
-          </w:p>
-          <w:p>
-            <w:r>
-              <w:rPr>
-                <w:rFonts w:ascii="Arial" w:cs="Arial" w:eastAsia="Arial" w:hAnsi="Arial"/>
-                <w:i/>
-                <w:iCs/>
-                <w:color w:val="6B6B6B"/>
-                <w:sz w:val="14"/>
-                <w:szCs w:val="14"/>
-              </w:rPr>
-              <w:t xml:space="preserve">Antagonist rotation — brief push touch between pull sets, no CNS tax</w:t>
             </w:r>
           </w:p>
         </w:tc>

--- a/clients/elizabeth_poyner/Elizabeth_Poyner_5Day_Training_Plan_Client_View.docx
+++ b/clients/elizabeth_poyner/Elizabeth_Poyner_5Day_Training_Plan_Client_View.docx
@@ -81,7 +81,7 @@
           <w:sz w:val="17"/>
           <w:szCs w:val="17"/>
         </w:rPr>
-        <w:t xml:space="preserve">This is your ICONS Index program — built for your body, your goals, and where you are right now. You’re not fragile. You’re powerful, capable, and still evolving.</w:t>
+        <w:t xml:space="preserve">This is your ICONS Index program — built for your body, your goals, and where you are right now. Control precedes power. Strength builds confidence. Energy becomes identity.</w:t>
       </w:r>
     </w:p>
     <w:p>

--- a/clients/elizabeth_poyner/Elizabeth_Poyner_5Day_Training_Plan_Client_View.docx
+++ b/clients/elizabeth_poyner/Elizabeth_Poyner_5Day_Training_Plan_Client_View.docx
@@ -1003,7 +1003,7 @@
                 <w:sz w:val="13"/>
                 <w:szCs w:val="13"/>
               </w:rPr>
-              <w:t xml:space="preserve">Bone Mass</w:t>
+              <w:t xml:space="preserve">Bone Mass (Styku est.)</w:t>
             </w:r>
           </w:p>
           <w:p>

--- a/clients/elizabeth_poyner/Elizabeth_Poyner_5Day_Training_Plan_Client_View.docx
+++ b/clients/elizabeth_poyner/Elizabeth_Poyner_5Day_Training_Plan_Client_View.docx
@@ -3270,7 +3270,7 @@
           <w:sz w:val="17"/>
           <w:szCs w:val="17"/>
         </w:rPr>
-        <w:t xml:space="preserve">Brace before lifting, exhale on exertion — no breath-holding. If you experience any leaking, heaviness, or pressure, stop and flag your coach. This is common and treatable.</w:t>
+        <w:t xml:space="preserve">Match your bracing to the load: breathe freely on lighter sets, exhale on exertion as your default, and use a brief, controlled brace on your heaviest working sets. If you experience any leaking, heaviness, or pressure, stop and flag your coach. This is common and treatable.</w:t>
       </w:r>
     </w:p>
     <w:p>
@@ -6646,7 +6646,7 @@
           <w:sz w:val="17"/>
           <w:szCs w:val="17"/>
         </w:rPr>
-        <w:t xml:space="preserve">Brace before lifting, exhale on exertion — no breath-holding. If you experience any leaking, heaviness, or pressure, stop and flag your coach. This is common and treatable.</w:t>
+        <w:t xml:space="preserve">Match your bracing to the load: breathe freely on lighter sets, exhale on exertion as your default, and use a brief, controlled brace on your heaviest working sets. If you experience any leaking, heaviness, or pressure, stop and flag your coach. This is common and treatable.</w:t>
       </w:r>
     </w:p>
     <w:p>
@@ -10009,7 +10009,7 @@
           <w:sz w:val="17"/>
           <w:szCs w:val="17"/>
         </w:rPr>
-        <w:t xml:space="preserve">Brace before lifting, exhale on exertion — no breath-holding. If you experience any leaking, heaviness, or pressure, stop and flag your coach. This is common and treatable.</w:t>
+        <w:t xml:space="preserve">Match your bracing to the load: breathe freely on lighter sets, exhale on exertion as your default, and use a brief, controlled brace on your heaviest working sets. If you experience any leaking, heaviness, or pressure, stop and flag your coach. This is common and treatable.</w:t>
       </w:r>
     </w:p>
     <w:p>
@@ -13157,7 +13157,7 @@
           <w:sz w:val="17"/>
           <w:szCs w:val="17"/>
         </w:rPr>
-        <w:t xml:space="preserve">Brace before lifting, exhale on exertion — no breath-holding. If you experience any leaking, heaviness, or pressure, stop and flag your coach. This is common and treatable.</w:t>
+        <w:t xml:space="preserve">Match your bracing to the load: breathe freely on lighter sets, exhale on exertion as your default, and use a brief, controlled brace on your heaviest working sets. If you experience any leaking, heaviness, or pressure, stop and flag your coach. This is common and treatable.</w:t>
       </w:r>
     </w:p>
     <w:p>
@@ -17170,7 +17170,7 @@
           <w:sz w:val="17"/>
           <w:szCs w:val="17"/>
         </w:rPr>
-        <w:t xml:space="preserve">Brace before lifting, exhale on exertion — no breath-holding. If you experience any leaking, heaviness, or pressure, stop and flag your coach. This is common and treatable.</w:t>
+        <w:t xml:space="preserve">Match your bracing to the load: breathe freely on lighter sets, exhale on exertion as your default, and use a brief, controlled brace on your heaviest working sets. If you experience any leaking, heaviness, or pressure, stop and flag your coach. This is common and treatable.</w:t>
       </w:r>
     </w:p>
     <w:p>

--- a/clients/elizabeth_poyner/Elizabeth_Poyner_5Day_Training_Plan_Client_View.docx
+++ b/clients/elizabeth_poyner/Elizabeth_Poyner_5Day_Training_Plan_Client_View.docx
@@ -2781,7 +2781,7 @@
           <w:sz w:val="17"/>
           <w:szCs w:val="17"/>
         </w:rPr>
-        <w:t xml:space="preserve">Estimated 1RM: 228 lbs. This is an elite-level deadlift for any age — extraordinary for a 64-year-old woman at 115 lbs. Previous PR was 175 lbs. New 4-week loading: Wk1: 180 lbs · Wk2: 190 lbs · Wk3: 200 lbs · Wk4 peak test: 210–215 lbs. Every set at this weight is a direct bone-density investment (LIFTMOR RCT standard ≥80% 1RM).</w:t>
+        <w:t xml:space="preserve">Estimated 1RM: 228 lbs. This is an elite-level deadlift for any age — extraordinary for a 64-year-old woman at 115 lbs. Previous PR was 175 lbs. New 4-week loading: Wk1: 180 lbs · Wk2: 190 lbs · Wk3: 200 lbs · Wk4 peak test: 210–215 lbs. This progression builds directly toward LIFTMOR RCT-level bone-density loading (the trial's protocol was &gt;85% 1RM) — Wk3–4 sets (200–215 lbs, roughly 88–94% 1RM) meet or exceed that intensity directly.</w:t>
       </w:r>
     </w:p>
     <w:p>
@@ -2931,7 +2931,7 @@
           <w:sz w:val="17"/>
           <w:szCs w:val="17"/>
         </w:rPr>
-        <w:t xml:space="preserve">At 64 and postmenopausal, Elizabeth sits in the 55-65 bracket where LIFTMOR-style bone-loading candidacy screening (T-score &lt; -1.0) is worth pursuing directly — framed as "bone investment," not added risk. Her Hex Deadlift and Hip Thrust content above already trains at or near LIFTMOR's ≥80% 1RM standard, so the training stimulus is already in place; a DEXA scan would confirm formal candidacy and give a T-score baseline to track. No DEXA/T-score data is currently on file.</w:t>
+        <w:t xml:space="preserve">At 64 and postmenopausal, Elizabeth sits in the 55-65 bracket where LIFTMOR-style bone-loading candidacy screening (T-score &lt; -1.0) is worth pursuing directly — framed as "bone investment," not added risk. Her Hex Deadlift and Hip Thrust progression builds toward and, by Week 3–4, reaches LIFTMOR's actual &gt;85% 1RM standard, so the training stimulus is already in place; a DEXA scan would confirm formal candidacy and give a T-score baseline to track. No DEXA/T-score data is currently on file.</w:t>
       </w:r>
     </w:p>
     <w:p>
@@ -9959,7 +9959,7 @@
           <w:sz w:val="17"/>
           <w:szCs w:val="17"/>
         </w:rPr>
-        <w:t xml:space="preserve">Thursday is the highest-intensity gym session of the week. Hex bar PR is now 195 lbs × 5 (Est 1RM 228 lbs) — a new all-time record. Wk1 working load: 180 lbs. Rest fully between sets. CNS output is the priority. Every heavy set at ≥80% 1RM is a direct bone-density investment.</w:t>
+        <w:t xml:space="preserve">Thursday is the highest-intensity gym session of the week. Hex bar PR is now 195 lbs × 5 (Est 1RM 228 lbs) — a new all-time record. Wk1 working load: 180 lbs. Rest fully between sets. CNS output is the priority. This block builds toward LIFTMOR RCT-level bone-density loading (&gt;85% 1RM), reached directly by Week 3–4.</w:t>
       </w:r>
     </w:p>
     <w:p>
@@ -21812,7 +21812,7 @@
           <w:sz w:val="17"/>
           <w:szCs w:val="17"/>
         </w:rPr>
-        <w:t xml:space="preserve">Scan completed. Weight 114 lbs (essentially flat vs. 115 lbs pre-scan — the 116–118 lb lean-gain target was not reached this cycle). ALST Index 5.85 kg/m² — Not At-Risk (Normal/monitor tier, just under the 7.0 Optimal threshold). Body Fat 27.1% (Fit — lower than 80% of peers). Lean Mass 78.4 lbs. Fat Mass 30.8 lbs. VFA 61.4 cm² — Very Low Risk. Shape Score 98/100 — Excellent. BMI 18.9. Segmental: Left Arm LST 6.2 lbs / Right Arm LST 6.4 lbs (0.2 lb gap — below the 0.5 lb asymmetry threshold). Left Leg LST 12.7 lbs / Right Leg LST 13.1 lbs (0.4 lb gap — below threshold, monitor only, no unilateral-lead protocol change indicated). Compare all 9 ICONS battery lifts against these new baselines heading into the next block.</w:t>
+        <w:t xml:space="preserve">Scan completed. Weight 114 lbs (essentially flat vs. 115 lbs pre-scan — the 116–118 lb lean-gain target was not reached this cycle). ALST Index 5.85 kg/m² — Not At-Risk (within the normal reference range; a trend metric to keep tracking at future scans, not a graded score). Body Fat 27.1% (Fit — lower than 80% of peers). Lean Mass 78.4 lbs. Fat Mass 30.8 lbs. VFA 61.4 cm² — a low reading, worth tracking as a trend at future scans. Shape Score 98/100 — Excellent. BMI 18.9. Segmental: Left Arm LST 6.2 lbs / Right Arm LST 6.4 lbs (0.2 lb gap — below the 0.5 lb asymmetry threshold). Left Leg LST 12.7 lbs / Right Leg LST 13.1 lbs (0.4 lb gap — below threshold, monitor only, no unilateral-lead protocol change indicated). Compare all 9 ICONS battery lifts against these new baselines heading into the next block.</w:t>
       </w:r>
     </w:p>
     <w:p>

--- a/clients/elizabeth_poyner/Elizabeth_Poyner_5Day_Training_Plan_Client_View.docx
+++ b/clients/elizabeth_poyner/Elizabeth_Poyner_5Day_Training_Plan_Client_View.docx
@@ -2931,7 +2931,32 @@
           <w:sz w:val="17"/>
           <w:szCs w:val="17"/>
         </w:rPr>
-        <w:t xml:space="preserve">At 64 and postmenopausal, Elizabeth sits in the 55-65 bracket where LIFTMOR-style bone-loading candidacy screening (T-score &lt; -1.0) is worth pursuing directly — framed as "bone investment," not added risk. Her Hex Deadlift and Hip Thrust progression builds toward and, by Week 3–4, reaches LIFTMOR's actual &gt;85% 1RM standard, so the training stimulus is already in place; a DEXA scan would confirm formal candidacy and give a T-score baseline to track. No DEXA/T-score data is currently on file.</w:t>
+        <w:t xml:space="preserve">At 64 and postmenopausal, Elizabeth sits in the 55-65 bracket where LIFTMOR-style bone-loading candidacy screening (T-score &lt; -1.0) is worth pursuing directly — framed as "bone investment," not added risk. Her Hex Deadlift and Hip Thrust progression builds toward and, by Week 3–4, reaches LIFTMOR's actual &gt;85% 1RM standard, so the training stimulus is already in place; a DEXA scan would confirm formal candidacy and give a T-score baseline to track. No DEXA/T-score data is currently on file. Risk-stratification gate, to run before the DEXA result is acted on either way: a prior vertebral fracture, multiple low-trauma fractures, or a very low BMD reading routes to individualised physiotherapist assessment FIRST — that assessment comes before heavier loading, not alongside it. Nothing on file indicates any of these for Elizabeth, which is exactly what the scan would confirm. Balance and fall-prevention work belongs alongside the loading protocol rather than instead of it: in the trial evidence for this protocol, a fall — not the lifting load itself — was the proximate mechanism behind the single vertebral fracture recorded.</w:t>
+      </w:r>
+    </w:p>
+    <w:p>
+      <w:pPr>
+        <w:spacing w:after="100"/>
+      </w:pPr>
+      <w:r>
+        <w:rPr>
+          <w:rFonts w:ascii="Arial" w:cs="Arial" w:eastAsia="Arial" w:hAnsi="Arial"/>
+          <w:b/>
+          <w:bCs/>
+          <w:color w:val="E65100"/>
+          <w:sz w:val="17"/>
+          <w:szCs w:val="17"/>
+        </w:rPr>
+        <w:t xml:space="preserve">Bone-Loading Protocol — Supervision, Ramp-In &amp; Spinal Precaution:  </w:t>
+      </w:r>
+      <w:r>
+        <w:rPr>
+          <w:rFonts w:ascii="Arial" w:cs="Arial" w:eastAsia="Arial" w:hAnsi="Arial"/>
+          <w:color w:val="2C2C2C"/>
+          <w:sz w:val="17"/>
+          <w:szCs w:val="17"/>
+        </w:rPr>
+        <w:t xml:space="preserve">Three standing conditions apply wherever Hex Deadlift or Hip Thrust loading reaches LIFTMOR intensity (&gt;85% 1RM — Weeks 3–4 of this cycle). SUPERVISION: the trials this protocol comes from were delivered as fully supervised sessions, and heavy 5×5 work above 85% 1RM is never programmed here as unsupervised homework — every Week 3–4 peak-loading set is coached in person. TECHNIQUE-FIRST RAMP-IN: Weeks 1–2 sit deliberately below that intensity by design (Hex DL 180–190 lbs, roughly 79–83% of the 228 lb estimated 1RM) so mechanics are locked in before the heaviest loads arrive, and Friday's 60% day is the standing vehicle for that technique work throughout the cycle — it is a deliberate part of the bone-loading protocol, not simply a light day. LOADED SPINAL FLEXION: no loaded forward bending, no rounding under load, and no repeated or end-range spinal flexion on any lift in this program. Neutral spine is the non-negotiable position on every deadlift, hinge, carry, row, and sled push — if it cannot be held, the set ends there regardless of the number on the bar.</w:t>
       </w:r>
     </w:p>
     <w:p>
@@ -3025,7 +3050,7 @@
           <w:sz w:val="17"/>
           <w:szCs w:val="17"/>
         </w:rPr>
-        <w:t xml:space="preserve">Postmenopausal status. Prescribe 3–5g creatine monohydrate daily with food, no loading phase. Saturates in 3–4 weeks. Well-supported for strength, power, and cognition; bone-density evidence is mixed, not settled — a possible upside alongside LIFTMOR-style loading, not a substitute for it.</w:t>
+        <w:t xml:space="preserve">Postmenopausal status. 3–5g creatine monohydrate daily with food, no loading phase. Saturates in 3–4 weeks. Well-supported for strength, power, and cognition; bone-density evidence is mixed, not settled — a possible upside alongside LIFTMOR-style loading, not a substitute for it.</w:t>
       </w:r>
     </w:p>
     <w:p>
@@ -3050,7 +3075,7 @@
           <w:sz w:val="17"/>
           <w:szCs w:val="17"/>
         </w:rPr>
-        <w:t xml:space="preserve">15g collagen peptides + 50mg Vitamin C, taken 30–60 minutes before the loading session. Doubles collagen synthesis markers when paired with mechanical load (Shaw et al. 2017).</w:t>
+        <w:t xml:space="preserve">15g collagen peptides + 50mg Vitamin C, taken 45–60 minutes before the loading session. A connective-tissue support protocol taken consistently on training days over 12+ weeks — the benefit is structural and builds over time, not a pre-workout performance boost. Requires mechanical load to work. Ranks below protein and creatine in priority (Shaw et al. 2017).</w:t>
       </w:r>
     </w:p>
     <w:p>
@@ -4844,7 +4869,7 @@
                 <w:sz w:val="14"/>
                 <w:szCs w:val="14"/>
               </w:rPr>
-              <w:t xml:space="preserve">  1–2 RIR</w:t>
+              <w:t xml:space="preserve">  1 RIR — hypertrophy-priority accessory</w:t>
             </w:r>
           </w:p>
         </w:tc>
@@ -7195,7 +7220,7 @@
                 <w:sz w:val="14"/>
                 <w:szCs w:val="14"/>
               </w:rPr>
-              <w:t xml:space="preserve">  1–2 RIR</w:t>
+              <w:t xml:space="preserve">  2 RIR</w:t>
             </w:r>
           </w:p>
         </w:tc>
@@ -7448,7 +7473,7 @@
                 <w:sz w:val="14"/>
                 <w:szCs w:val="14"/>
               </w:rPr>
-              <w:t xml:space="preserve">  1 RIR on last set</w:t>
+              <w:t xml:space="preserve">  2 RIR on last set</w:t>
             </w:r>
           </w:p>
         </w:tc>
@@ -10558,7 +10583,7 @@
                 <w:sz w:val="14"/>
                 <w:szCs w:val="14"/>
               </w:rPr>
-              <w:t xml:space="preserve">  1 RIR on work sets — not to failure</w:t>
+              <w:t xml:space="preserve">  2 RIR on work sets — not to failure</w:t>
             </w:r>
           </w:p>
         </w:tc>

--- a/clients/elizabeth_poyner/Elizabeth_Poyner_5Day_Training_Plan_Client_View.docx
+++ b/clients/elizabeth_poyner/Elizabeth_Poyner_5Day_Training_Plan_Client_View.docx
@@ -4327,6 +4327,17 @@
                 <w:szCs w:val="17"/>
               </w:rPr>
               <w:t xml:space="preserve">Elbows at 45°. Squeeze chest at top. Full range every rep.</w:t>
+            </w:r>
+            <w:r>
+              <w:rPr>
+                <w:rFonts w:ascii="Arial" w:cs="Arial" w:eastAsia="Arial" w:hAnsi="Arial"/>
+                <w:i/>
+                <w:iCs/>
+                <w:color w:val="00695C"/>
+                <w:sz w:val="14"/>
+                <w:szCs w:val="14"/>
+              </w:rPr>
+              <w:t xml:space="preserve">  1 RIR — hypertrophy-priority accessory</w:t>
             </w:r>
           </w:p>
         </w:tc>

--- a/clients/elizabeth_poyner/Elizabeth_Poyner_5Day_Training_Plan_Client_View.docx
+++ b/clients/elizabeth_poyner/Elizabeth_Poyner_5Day_Training_Plan_Client_View.docx
@@ -1268,7 +1268,7 @@
           <w:sz w:val="17"/>
           <w:szCs w:val="17"/>
         </w:rPr>
-        <w:t xml:space="preserve">Body Fat 27.1% reads lower than 80% of Styku's peer comparison group. Both segmental gaps (arms 0.2 lbs, legs 0.4 lbs) sit below the 0.5 lb Asymmetry Protocol trigger — monitor only, no unilateral-lead protocol change indicated.</w:t>
+        <w:t xml:space="preserve">Body Fat 27.1% reads lower than 80% of Styku's peer comparison group. Both segmental gaps (arms 0.2 lbs ≈ 3%, legs 0.4 lbs ≈ 3%) sit far below the ≥10% relative Asymmetry Protocol trigger — monitor only, no unilateral-lead protocol change indicated.</w:t>
       </w:r>
     </w:p>
     <w:p>
@@ -2155,7 +2155,7 @@
                 <w:sz w:val="16"/>
                 <w:szCs w:val="16"/>
               </w:rPr>
-              <w:t xml:space="preserve">Wk4 target: 45 lbs. Previously left-leg-lead (per original leg LST gap); Week 8 rescan confirmed gap closed below the 0.5 lb threshold — proceed evenly both sides.</w:t>
+              <w:t xml:space="preserve">Wk4 target: 45 lbs. Previously left-leg-lead (per original leg LST gap); Week 8 rescan confirmed the gap closed (0.4 lbs ≈ 3% — far below the ≥10% relative trigger) — proceed evenly both sides.</w:t>
             </w:r>
           </w:p>
         </w:tc>
@@ -21066,7 +21066,7 @@
           <w:sz w:val="17"/>
           <w:szCs w:val="17"/>
         </w:rPr>
-        <w:t xml:space="preserve">Power is this day's primary quality and runs first, fresh — moving a sub-maximal load with maximal intent, full recovery between sets. Rotate the jump slot by how the legs feel: trap bar jump, box step-up jump, or — on a day that wants less impact — a brisk step-up driven with full intent and no jump. The speed sled stays lighter than Thursday's by design; the intent is the exercise.</w:t>
+        <w:t xml:space="preserve">Power is this day's primary quality and runs first, fresh — moving a sub-maximal load with maximal intent, full recovery between sets. Rotate the jump selection by how the legs feel: trap bar jump, box step-up jump, or — on a day that wants less impact — a brisk step-up driven with full intent and no jump. The speed sled stays lighter than Thursday's by design; the intent is the exercise.</w:t>
       </w:r>
     </w:p>
     <w:tbl>

--- a/clients/elizabeth_poyner/Elizabeth_Poyner_5Day_Training_Plan_Client_View.docx
+++ b/clients/elizabeth_poyner/Elizabeth_Poyner_5Day_Training_Plan_Client_View.docx
@@ -3050,7 +3050,7 @@
           <w:sz w:val="17"/>
           <w:szCs w:val="17"/>
         </w:rPr>
-        <w:t xml:space="preserve">~21g per meal minimum (leucine threshold), distributed across 4+ meals/day.</w:t>
+        <w:t xml:space="preserve">~16g per meal (≈0.3 g/kg), across 4 meals spaced 3–4 hours apart.</w:t>
       </w:r>
     </w:p>
     <w:p>

--- a/clients/elizabeth_poyner/Elizabeth_Poyner_5Day_Training_Plan_Client_View.docx
+++ b/clients/elizabeth_poyner/Elizabeth_Poyner_5Day_Training_Plan_Client_View.docx
@@ -3050,7 +3050,7 @@
           <w:sz w:val="17"/>
           <w:szCs w:val="17"/>
         </w:rPr>
-        <w:t xml:space="preserve">~16g per meal (≈0.3 g/kg), across 4 meals spaced 3–4 hours apart.</w:t>
+        <w:t xml:space="preserve">~26–29g per meal (0.50–0.55 g/kg), across 4 meals spaced 3–4 hours apart.</w:t>
       </w:r>
     </w:p>
     <w:p>
